--- a/data/human_paras/human_para_60.docx
+++ b/data/human_paras/human_para_60.docx
@@ -4,7 +4,7 @@
   <w:body>
     <w:p>
       <w:r>
-        <w:t>Employers were also interested in the policymaking process because of their essential role in procuring healthcare coverage for their employees. Therefore, the individuals were interested in knowing what the different programs under the policy entail to determine which one aligns with the needs of the workers (Ref-f583233). In addition, they are interested in determining which of the programs is affordable.</w:t>
+        <w:t>Pharmaceutical companies were also chief stakeholders in the policymaking process because they were impacted directly by the instigated statutes. For example, the organizations were required to sell medications at affordable costs to ensure that the consumers received value for their money. Therefore, they had to give substantial discounts, which reduced their profit margins (Ref-u145541). Consequently, they were key participants in lobbying against the instigation of such disadvantageous tenets</w:t>
       </w:r>
     </w:p>
     <w:sectPr>
